--- a/unahin.docx
+++ b/unahin.docx
@@ -4,11 +4,8 @@
   <w:body>
     <w:p>
       <w:pPr>
-        <w:jc w:val="center"/>
-        <w:rPr>
-          <w:rFonts w:ascii="Times New Roman" w:hAnsi="Times New Roman" w:cs="Times New Roman"/>
-          <w:b/>
-          <w:bCs/>
+        <w:rPr>
+          <w:rFonts w:ascii="Times New Roman" w:hAnsi="Times New Roman" w:cs="Times New Roman"/>
           <w:sz w:val="24"/>
           <w:szCs w:val="24"/>
         </w:rPr>
@@ -21,180 +18,7 @@
           <w:sz w:val="24"/>
           <w:szCs w:val="24"/>
         </w:rPr>
-        <w:t>LARAVEL WEB APPLICATION DEVELOPMENT (CRUD)</w:t>
-      </w:r>
-    </w:p>
-    <w:p>
-      <w:pPr>
-        <w:jc w:val="center"/>
-        <w:rPr>
-          <w:rFonts w:ascii="Times New Roman" w:hAnsi="Times New Roman" w:cs="Times New Roman"/>
-          <w:b/>
-          <w:bCs/>
-          <w:sz w:val="24"/>
-          <w:szCs w:val="24"/>
-        </w:rPr>
-      </w:pPr>
-      <w:r>
-        <w:rPr>
-          <w:rFonts w:ascii="Times New Roman" w:hAnsi="Times New Roman" w:cs="Times New Roman"/>
-          <w:b/>
-          <w:bCs/>
-          <w:sz w:val="24"/>
-          <w:szCs w:val="24"/>
-        </w:rPr>
-        <w:t>PSIT O1</w:t>
-      </w:r>
-    </w:p>
-    <w:p>
-      <w:pPr>
-        <w:jc w:val="center"/>
-        <w:rPr>
-          <w:rFonts w:ascii="Times New Roman" w:hAnsi="Times New Roman" w:cs="Times New Roman"/>
-          <w:b/>
-          <w:bCs/>
-          <w:sz w:val="24"/>
-          <w:szCs w:val="24"/>
-        </w:rPr>
-      </w:pPr>
-    </w:p>
-    <w:p>
-      <w:pPr>
-        <w:jc w:val="center"/>
-        <w:rPr>
-          <w:rFonts w:ascii="Times New Roman" w:hAnsi="Times New Roman" w:cs="Times New Roman"/>
-          <w:b/>
-          <w:bCs/>
-          <w:sz w:val="24"/>
-          <w:szCs w:val="24"/>
-        </w:rPr>
-      </w:pPr>
-    </w:p>
-    <w:p>
-      <w:pPr>
-        <w:jc w:val="center"/>
-        <w:rPr>
-          <w:rFonts w:ascii="Times New Roman" w:hAnsi="Times New Roman" w:cs="Times New Roman"/>
-          <w:b/>
-          <w:bCs/>
-          <w:sz w:val="24"/>
-          <w:szCs w:val="24"/>
-        </w:rPr>
-      </w:pPr>
-    </w:p>
-    <w:p>
-      <w:pPr>
-        <w:rPr>
-          <w:rFonts w:ascii="Times New Roman" w:hAnsi="Times New Roman" w:cs="Times New Roman"/>
-          <w:b/>
-          <w:bCs/>
-          <w:sz w:val="24"/>
-          <w:szCs w:val="24"/>
-        </w:rPr>
-      </w:pPr>
-    </w:p>
-    <w:p>
-      <w:pPr>
-        <w:jc w:val="center"/>
-        <w:rPr>
-          <w:rFonts w:ascii="Times New Roman" w:hAnsi="Times New Roman" w:cs="Times New Roman"/>
-          <w:b/>
-          <w:bCs/>
-          <w:sz w:val="24"/>
-          <w:szCs w:val="24"/>
-        </w:rPr>
-      </w:pPr>
-    </w:p>
-    <w:p>
-      <w:pPr>
-        <w:jc w:val="center"/>
-        <w:rPr>
-          <w:rFonts w:ascii="Times New Roman" w:hAnsi="Times New Roman" w:cs="Times New Roman"/>
-          <w:b/>
-          <w:bCs/>
-          <w:sz w:val="24"/>
-          <w:szCs w:val="24"/>
-        </w:rPr>
-      </w:pPr>
-    </w:p>
-    <w:p>
-      <w:pPr>
-        <w:jc w:val="center"/>
-        <w:rPr>
-          <w:rFonts w:ascii="Times New Roman" w:hAnsi="Times New Roman" w:cs="Times New Roman"/>
-          <w:b/>
-          <w:bCs/>
-          <w:sz w:val="24"/>
-          <w:szCs w:val="24"/>
-        </w:rPr>
-      </w:pPr>
-    </w:p>
-    <w:p>
-      <w:pPr>
-        <w:jc w:val="center"/>
-        <w:rPr>
-          <w:rFonts w:ascii="Times New Roman" w:hAnsi="Times New Roman" w:cs="Times New Roman"/>
-          <w:b/>
-          <w:bCs/>
-          <w:sz w:val="24"/>
-          <w:szCs w:val="24"/>
-        </w:rPr>
-      </w:pPr>
-    </w:p>
-    <w:p>
-      <w:pPr>
-        <w:jc w:val="center"/>
-        <w:rPr>
-          <w:rFonts w:ascii="Times New Roman" w:hAnsi="Times New Roman" w:cs="Times New Roman"/>
-          <w:b/>
-          <w:bCs/>
-          <w:sz w:val="24"/>
-          <w:szCs w:val="24"/>
-        </w:rPr>
-      </w:pPr>
-    </w:p>
-    <w:p>
-      <w:pPr>
-        <w:rPr>
-          <w:rFonts w:ascii="Times New Roman" w:hAnsi="Times New Roman" w:cs="Times New Roman"/>
-          <w:b/>
-          <w:bCs/>
-          <w:sz w:val="24"/>
-          <w:szCs w:val="24"/>
-        </w:rPr>
-      </w:pPr>
-    </w:p>
-    <w:p>
-      <w:pPr>
-        <w:rPr>
-          <w:rFonts w:ascii="Times New Roman" w:hAnsi="Times New Roman" w:cs="Times New Roman"/>
-          <w:b/>
-          <w:bCs/>
-          <w:sz w:val="24"/>
-          <w:szCs w:val="24"/>
-        </w:rPr>
-      </w:pPr>
-    </w:p>
-    <w:p>
-      <w:pPr>
-        <w:jc w:val="center"/>
-        <w:rPr>
-          <w:rFonts w:ascii="Times New Roman" w:hAnsi="Times New Roman" w:cs="Times New Roman"/>
-          <w:b/>
-          <w:bCs/>
-          <w:sz w:val="24"/>
-          <w:szCs w:val="24"/>
-        </w:rPr>
-      </w:pPr>
-      <w:r>
-        <w:rPr>
-          <w:rFonts w:ascii="Times New Roman" w:hAnsi="Times New Roman" w:cs="Times New Roman"/>
-          <w:b/>
-          <w:bCs/>
-          <w:sz w:val="24"/>
-          <w:szCs w:val="24"/>
-        </w:rPr>
-        <w:t xml:space="preserve">Unahin - </w:t>
+        <w:t xml:space="preserve">REPOSITORY </w:t>
       </w:r>
       <w:r>
         <w:rPr>
@@ -204,48 +28,22 @@
           <w:sz w:val="24"/>
           <w:szCs w:val="24"/>
         </w:rPr>
-        <w:t>Focus on what comes first.</w:t>
+        <w:t xml:space="preserve">LINK: </w:t>
       </w:r>
-    </w:p>
-    <w:p>
-      <w:pPr>
-        <w:jc w:val="center"/>
-        <w:rPr>
-          <w:rFonts w:ascii="Times New Roman" w:hAnsi="Times New Roman" w:cs="Times New Roman"/>
-          <w:b/>
-          <w:bCs/>
-          <w:sz w:val="24"/>
-          <w:szCs w:val="24"/>
-        </w:rPr>
-      </w:pPr>
-    </w:p>
-    <w:p>
-      <w:pPr>
-        <w:jc w:val="center"/>
-        <w:rPr>
-          <w:rFonts w:ascii="Times New Roman" w:hAnsi="Times New Roman" w:cs="Times New Roman"/>
-          <w:b/>
-          <w:bCs/>
-          <w:sz w:val="24"/>
-          <w:szCs w:val="24"/>
-        </w:rPr>
-      </w:pPr>
-    </w:p>
-    <w:p>
-      <w:pPr>
-        <w:jc w:val="center"/>
-        <w:rPr>
-          <w:rFonts w:ascii="Times New Roman" w:hAnsi="Times New Roman" w:cs="Times New Roman"/>
-          <w:b/>
-          <w:bCs/>
-          <w:sz w:val="24"/>
-          <w:szCs w:val="24"/>
-        </w:rPr>
-      </w:pPr>
-    </w:p>
-    <w:p>
-      <w:pPr>
-        <w:jc w:val="center"/>
+      <w:hyperlink r:id="rId4" w:history="1">
+        <w:r>
+          <w:rPr>
+            <w:rStyle w:val="Hyperlink"/>
+            <w:rFonts w:ascii="Times New Roman" w:hAnsi="Times New Roman" w:cs="Times New Roman"/>
+            <w:sz w:val="24"/>
+            <w:szCs w:val="24"/>
+          </w:rPr>
+          <w:t>https://github.com/knots11521/Unahin---Focus-on-what-comes-first</w:t>
+        </w:r>
+      </w:hyperlink>
+    </w:p>
+    <w:p>
+      <w:pPr>
         <w:rPr>
           <w:rFonts w:ascii="Times New Roman" w:hAnsi="Times New Roman" w:cs="Times New Roman"/>
           <w:b/>
@@ -274,7 +72,7 @@
           <w:sz w:val="24"/>
           <w:szCs w:val="24"/>
         </w:rPr>
-        <w:t>Ayin Amorganda</w:t>
+        <w:t>Members</w:t>
       </w:r>
     </w:p>
     <w:p>
@@ -293,15 +91,63 @@
           <w:rFonts w:ascii="Times New Roman" w:hAnsi="Times New Roman" w:cs="Times New Roman"/>
           <w:b/>
           <w:bCs/>
-          <w:sz w:val="24"/>
-          <w:szCs w:val="24"/>
-        </w:rPr>
-        <w:t>Nathaniel Dalisay</w:t>
+          <w:noProof/>
+          <w:sz w:val="24"/>
+          <w:szCs w:val="24"/>
+        </w:rPr>
+        <w:drawing>
+          <wp:anchor distT="0" distB="0" distL="114300" distR="114300" simplePos="0" relativeHeight="251658240" behindDoc="1" locked="0" layoutInCell="1" allowOverlap="1" wp14:anchorId="38091465" wp14:editId="5201503A">
+            <wp:simplePos x="0" y="0"/>
+            <wp:positionH relativeFrom="margin">
+              <wp:align>right</wp:align>
+            </wp:positionH>
+            <wp:positionV relativeFrom="paragraph">
+              <wp:posOffset>28664</wp:posOffset>
+            </wp:positionV>
+            <wp:extent cx="5943600" cy="4322445"/>
+            <wp:effectExtent l="0" t="0" r="0" b="1905"/>
+            <wp:wrapNone/>
+            <wp:docPr id="160307137" name="Picture 1"/>
+            <wp:cNvGraphicFramePr>
+              <a:graphicFrameLocks xmlns:a="http://schemas.openxmlformats.org/drawingml/2006/main" noChangeAspect="1"/>
+            </wp:cNvGraphicFramePr>
+            <a:graphic xmlns:a="http://schemas.openxmlformats.org/drawingml/2006/main">
+              <a:graphicData uri="http://schemas.openxmlformats.org/drawingml/2006/picture">
+                <pic:pic xmlns:pic="http://schemas.openxmlformats.org/drawingml/2006/picture">
+                  <pic:nvPicPr>
+                    <pic:cNvPr id="160307137" name="Picture 160307137"/>
+                    <pic:cNvPicPr/>
+                  </pic:nvPicPr>
+                  <pic:blipFill>
+                    <a:blip r:embed="rId5">
+                      <a:extLst>
+                        <a:ext uri="{28A0092B-C50C-407E-A947-70E740481C1C}">
+                          <a14:useLocalDpi xmlns:a14="http://schemas.microsoft.com/office/drawing/2010/main" val="0"/>
+                        </a:ext>
+                      </a:extLst>
+                    </a:blip>
+                    <a:stretch>
+                      <a:fillRect/>
+                    </a:stretch>
+                  </pic:blipFill>
+                  <pic:spPr>
+                    <a:xfrm>
+                      <a:off x="0" y="0"/>
+                      <a:ext cx="5943600" cy="4322445"/>
+                    </a:xfrm>
+                    <a:prstGeom prst="rect">
+                      <a:avLst/>
+                    </a:prstGeom>
+                  </pic:spPr>
+                </pic:pic>
+              </a:graphicData>
+            </a:graphic>
+          </wp:anchor>
+        </w:drawing>
       </w:r>
     </w:p>
     <w:p>
       <w:pPr>
-        <w:jc w:val="center"/>
         <w:rPr>
           <w:rFonts w:ascii="Times New Roman" w:hAnsi="Times New Roman" w:cs="Times New Roman"/>
           <w:b/>
@@ -318,111 +164,7 @@
           <w:sz w:val="24"/>
           <w:szCs w:val="24"/>
         </w:rPr>
-        <w:t>Jay Ann Molines</w:t>
-      </w:r>
-    </w:p>
-    <w:p>
-      <w:pPr>
-        <w:jc w:val="center"/>
-        <w:rPr>
-          <w:rFonts w:ascii="Times New Roman" w:hAnsi="Times New Roman" w:cs="Times New Roman"/>
-          <w:b/>
-          <w:bCs/>
-          <w:sz w:val="24"/>
-          <w:szCs w:val="24"/>
-        </w:rPr>
-      </w:pPr>
-      <w:r>
-        <w:rPr>
-          <w:rFonts w:ascii="Times New Roman" w:hAnsi="Times New Roman" w:cs="Times New Roman"/>
-          <w:b/>
-          <w:bCs/>
-          <w:sz w:val="24"/>
-          <w:szCs w:val="24"/>
-        </w:rPr>
-        <w:t>Haji Sanches</w:t>
-      </w:r>
-    </w:p>
-    <w:p>
-      <w:pPr>
-        <w:jc w:val="center"/>
-        <w:rPr>
-          <w:rFonts w:ascii="Times New Roman" w:hAnsi="Times New Roman" w:cs="Times New Roman"/>
-          <w:b/>
-          <w:bCs/>
-          <w:sz w:val="24"/>
-          <w:szCs w:val="24"/>
-        </w:rPr>
-      </w:pPr>
-    </w:p>
-    <w:p>
-      <w:pPr>
-        <w:jc w:val="center"/>
-        <w:rPr>
-          <w:rFonts w:ascii="Times New Roman" w:hAnsi="Times New Roman" w:cs="Times New Roman"/>
-          <w:b/>
-          <w:bCs/>
-          <w:sz w:val="24"/>
-          <w:szCs w:val="24"/>
-        </w:rPr>
-      </w:pPr>
-    </w:p>
-    <w:p>
-      <w:pPr>
-        <w:jc w:val="center"/>
-        <w:rPr>
-          <w:rFonts w:ascii="Times New Roman" w:hAnsi="Times New Roman" w:cs="Times New Roman"/>
-          <w:b/>
-          <w:bCs/>
-          <w:sz w:val="24"/>
-          <w:szCs w:val="24"/>
-        </w:rPr>
-      </w:pPr>
-    </w:p>
-    <w:p>
-      <w:pPr>
-        <w:jc w:val="center"/>
-        <w:rPr>
-          <w:rFonts w:ascii="Times New Roman" w:hAnsi="Times New Roman" w:cs="Times New Roman"/>
-          <w:b/>
-          <w:bCs/>
-          <w:sz w:val="24"/>
-          <w:szCs w:val="24"/>
-        </w:rPr>
-      </w:pPr>
-    </w:p>
-    <w:p>
-      <w:pPr>
-        <w:jc w:val="center"/>
-        <w:rPr>
-          <w:rFonts w:ascii="Times New Roman" w:hAnsi="Times New Roman" w:cs="Times New Roman"/>
-          <w:b/>
-          <w:bCs/>
-          <w:sz w:val="24"/>
-          <w:szCs w:val="24"/>
-        </w:rPr>
-      </w:pPr>
-    </w:p>
-    <w:p>
-      <w:pPr>
-        <w:jc w:val="center"/>
-        <w:rPr>
-          <w:rFonts w:ascii="Times New Roman" w:hAnsi="Times New Roman" w:cs="Times New Roman"/>
-          <w:b/>
-          <w:bCs/>
-          <w:sz w:val="24"/>
-          <w:szCs w:val="24"/>
-        </w:rPr>
-      </w:pPr>
-      <w:r>
-        <w:rPr>
-          <w:rFonts w:ascii="Times New Roman" w:hAnsi="Times New Roman" w:cs="Times New Roman"/>
-          <w:b/>
-          <w:bCs/>
-          <w:sz w:val="24"/>
-          <w:szCs w:val="24"/>
-        </w:rPr>
-        <w:t>S.Y 2025-2026</w:t>
+        <w:br w:type="page"/>
       </w:r>
     </w:p>
     <w:p>
@@ -450,14 +192,177 @@
     </w:p>
     <w:p>
       <w:pPr>
-        <w:rPr>
-          <w:rFonts w:ascii="Times New Roman" w:hAnsi="Times New Roman" w:cs="Times New Roman"/>
-          <w:b/>
-          <w:bCs/>
-          <w:sz w:val="24"/>
-          <w:szCs w:val="24"/>
-        </w:rPr>
-      </w:pPr>
+        <w:jc w:val="center"/>
+        <w:rPr>
+          <w:rFonts w:ascii="Times New Roman" w:hAnsi="Times New Roman" w:cs="Times New Roman"/>
+          <w:b/>
+          <w:bCs/>
+          <w:sz w:val="24"/>
+          <w:szCs w:val="24"/>
+        </w:rPr>
+      </w:pPr>
+      <w:r>
+        <w:rPr>
+          <w:rFonts w:ascii="Times New Roman" w:hAnsi="Times New Roman" w:cs="Times New Roman"/>
+          <w:b/>
+          <w:bCs/>
+          <w:noProof/>
+          <w:sz w:val="24"/>
+          <w:szCs w:val="24"/>
+        </w:rPr>
+        <w:drawing>
+          <wp:inline distT="0" distB="0" distL="0" distR="0" wp14:anchorId="2FAD4782" wp14:editId="4BEFAFC8">
+            <wp:extent cx="5943482" cy="3231931"/>
+            <wp:effectExtent l="0" t="0" r="635" b="6985"/>
+            <wp:docPr id="649853255" name="Picture 3"/>
+            <wp:cNvGraphicFramePr>
+              <a:graphicFrameLocks xmlns:a="http://schemas.openxmlformats.org/drawingml/2006/main"/>
+            </wp:cNvGraphicFramePr>
+            <a:graphic xmlns:a="http://schemas.openxmlformats.org/drawingml/2006/main">
+              <a:graphicData uri="http://schemas.openxmlformats.org/drawingml/2006/picture">
+                <pic:pic xmlns:pic="http://schemas.openxmlformats.org/drawingml/2006/picture">
+                  <pic:nvPicPr>
+                    <pic:cNvPr id="649853255" name="Picture 649853255"/>
+                    <pic:cNvPicPr preferRelativeResize="0"/>
+                  </pic:nvPicPr>
+                  <pic:blipFill>
+                    <a:blip r:embed="rId6">
+                      <a:extLst>
+                        <a:ext uri="{28A0092B-C50C-407E-A947-70E740481C1C}">
+                          <a14:useLocalDpi xmlns:a14="http://schemas.microsoft.com/office/drawing/2010/main" val="0"/>
+                        </a:ext>
+                      </a:extLst>
+                    </a:blip>
+                    <a:stretch>
+                      <a:fillRect/>
+                    </a:stretch>
+                  </pic:blipFill>
+                  <pic:spPr>
+                    <a:xfrm>
+                      <a:off x="0" y="0"/>
+                      <a:ext cx="5957203" cy="3239392"/>
+                    </a:xfrm>
+                    <a:prstGeom prst="rect">
+                      <a:avLst/>
+                    </a:prstGeom>
+                  </pic:spPr>
+                </pic:pic>
+              </a:graphicData>
+            </a:graphic>
+          </wp:inline>
+        </w:drawing>
+      </w:r>
+    </w:p>
+    <w:p>
+      <w:pPr>
+        <w:jc w:val="center"/>
+        <w:rPr>
+          <w:rFonts w:ascii="Times New Roman" w:hAnsi="Times New Roman" w:cs="Times New Roman"/>
+          <w:b/>
+          <w:bCs/>
+          <w:noProof/>
+          <w:sz w:val="24"/>
+          <w:szCs w:val="24"/>
+        </w:rPr>
+      </w:pPr>
+    </w:p>
+    <w:p>
+      <w:pPr>
+        <w:jc w:val="center"/>
+        <w:rPr>
+          <w:rFonts w:ascii="Times New Roman" w:hAnsi="Times New Roman" w:cs="Times New Roman"/>
+          <w:b/>
+          <w:bCs/>
+          <w:noProof/>
+          <w:sz w:val="24"/>
+          <w:szCs w:val="24"/>
+        </w:rPr>
+      </w:pPr>
+    </w:p>
+    <w:p>
+      <w:pPr>
+        <w:jc w:val="center"/>
+        <w:rPr>
+          <w:rFonts w:ascii="Times New Roman" w:hAnsi="Times New Roman" w:cs="Times New Roman"/>
+          <w:b/>
+          <w:bCs/>
+          <w:sz w:val="24"/>
+          <w:szCs w:val="24"/>
+        </w:rPr>
+      </w:pPr>
+      <w:r>
+        <w:rPr>
+          <w:rFonts w:ascii="Times New Roman" w:hAnsi="Times New Roman" w:cs="Times New Roman"/>
+          <w:b/>
+          <w:bCs/>
+          <w:noProof/>
+          <w:sz w:val="24"/>
+          <w:szCs w:val="24"/>
+        </w:rPr>
+        <w:t>CREATE SUCCESS MESSAGE</w:t>
+      </w:r>
+    </w:p>
+    <w:p>
+      <w:pPr>
+        <w:rPr>
+          <w:rFonts w:ascii="Times New Roman" w:hAnsi="Times New Roman" w:cs="Times New Roman"/>
+          <w:b/>
+          <w:bCs/>
+          <w:sz w:val="24"/>
+          <w:szCs w:val="24"/>
+        </w:rPr>
+      </w:pPr>
+      <w:r>
+        <w:rPr>
+          <w:rFonts w:ascii="Times New Roman" w:hAnsi="Times New Roman" w:cs="Times New Roman"/>
+          <w:b/>
+          <w:bCs/>
+          <w:noProof/>
+          <w:sz w:val="24"/>
+          <w:szCs w:val="24"/>
+        </w:rPr>
+        <w:drawing>
+          <wp:inline distT="0" distB="0" distL="0" distR="0" wp14:anchorId="48353E51" wp14:editId="0F785CD2">
+            <wp:extent cx="5943600" cy="3232800"/>
+            <wp:effectExtent l="0" t="0" r="0" b="5715"/>
+            <wp:docPr id="485288371" name="Picture 4"/>
+            <wp:cNvGraphicFramePr>
+              <a:graphicFrameLocks xmlns:a="http://schemas.openxmlformats.org/drawingml/2006/main"/>
+            </wp:cNvGraphicFramePr>
+            <a:graphic xmlns:a="http://schemas.openxmlformats.org/drawingml/2006/main">
+              <a:graphicData uri="http://schemas.openxmlformats.org/drawingml/2006/picture">
+                <pic:pic xmlns:pic="http://schemas.openxmlformats.org/drawingml/2006/picture">
+                  <pic:nvPicPr>
+                    <pic:cNvPr id="485288371" name="Picture 485288371"/>
+                    <pic:cNvPicPr preferRelativeResize="0"/>
+                  </pic:nvPicPr>
+                  <pic:blipFill>
+                    <a:blip r:embed="rId7" cstate="print">
+                      <a:extLst>
+                        <a:ext uri="{28A0092B-C50C-407E-A947-70E740481C1C}">
+                          <a14:useLocalDpi xmlns:a14="http://schemas.microsoft.com/office/drawing/2010/main" val="0"/>
+                        </a:ext>
+                      </a:extLst>
+                    </a:blip>
+                    <a:stretch>
+                      <a:fillRect/>
+                    </a:stretch>
+                  </pic:blipFill>
+                  <pic:spPr>
+                    <a:xfrm>
+                      <a:off x="0" y="0"/>
+                      <a:ext cx="5943600" cy="3232800"/>
+                    </a:xfrm>
+                    <a:prstGeom prst="rect">
+                      <a:avLst/>
+                    </a:prstGeom>
+                  </pic:spPr>
+                </pic:pic>
+              </a:graphicData>
+            </a:graphic>
+          </wp:inline>
+        </w:drawing>
+      </w:r>
       <w:r>
         <w:rPr>
           <w:rFonts w:ascii="Times New Roman" w:hAnsi="Times New Roman" w:cs="Times New Roman"/>
@@ -494,6 +399,7 @@
     </w:p>
     <w:p>
       <w:pPr>
+        <w:jc w:val="center"/>
         <w:rPr>
           <w:rFonts w:ascii="Times New Roman" w:hAnsi="Times New Roman" w:cs="Times New Roman"/>
           <w:b/>
@@ -507,11 +413,196 @@
           <w:rFonts w:ascii="Times New Roman" w:hAnsi="Times New Roman" w:cs="Times New Roman"/>
           <w:b/>
           <w:bCs/>
-          <w:sz w:val="24"/>
-          <w:szCs w:val="24"/>
-        </w:rPr>
-        <w:br w:type="page"/>
+          <w:noProof/>
+          <w:sz w:val="24"/>
+          <w:szCs w:val="24"/>
+        </w:rPr>
+        <w:drawing>
+          <wp:inline distT="0" distB="0" distL="0" distR="0" wp14:anchorId="5A266E1F" wp14:editId="1BF5673A">
+            <wp:extent cx="5943600" cy="4323600"/>
+            <wp:effectExtent l="0" t="0" r="0" b="1270"/>
+            <wp:docPr id="433796073" name="Picture 5"/>
+            <wp:cNvGraphicFramePr>
+              <a:graphicFrameLocks xmlns:a="http://schemas.openxmlformats.org/drawingml/2006/main"/>
+            </wp:cNvGraphicFramePr>
+            <a:graphic xmlns:a="http://schemas.openxmlformats.org/drawingml/2006/main">
+              <a:graphicData uri="http://schemas.openxmlformats.org/drawingml/2006/picture">
+                <pic:pic xmlns:pic="http://schemas.openxmlformats.org/drawingml/2006/picture">
+                  <pic:nvPicPr>
+                    <pic:cNvPr id="433796073" name="Picture 433796073"/>
+                    <pic:cNvPicPr preferRelativeResize="0"/>
+                  </pic:nvPicPr>
+                  <pic:blipFill>
+                    <a:blip r:embed="rId8">
+                      <a:extLst>
+                        <a:ext uri="{28A0092B-C50C-407E-A947-70E740481C1C}">
+                          <a14:useLocalDpi xmlns:a14="http://schemas.microsoft.com/office/drawing/2010/main" val="0"/>
+                        </a:ext>
+                      </a:extLst>
+                    </a:blip>
+                    <a:stretch>
+                      <a:fillRect/>
+                    </a:stretch>
+                  </pic:blipFill>
+                  <pic:spPr>
+                    <a:xfrm>
+                      <a:off x="0" y="0"/>
+                      <a:ext cx="5943600" cy="4323600"/>
+                    </a:xfrm>
+                    <a:prstGeom prst="rect">
+                      <a:avLst/>
+                    </a:prstGeom>
+                  </pic:spPr>
+                </pic:pic>
+              </a:graphicData>
+            </a:graphic>
+          </wp:inline>
+        </w:drawing>
       </w:r>
+    </w:p>
+    <w:p>
+      <w:pPr>
+        <w:jc w:val="center"/>
+        <w:rPr>
+          <w:rFonts w:ascii="Times New Roman" w:hAnsi="Times New Roman" w:cs="Times New Roman"/>
+          <w:b/>
+          <w:bCs/>
+          <w:sz w:val="24"/>
+          <w:szCs w:val="24"/>
+        </w:rPr>
+      </w:pPr>
+    </w:p>
+    <w:p>
+      <w:pPr>
+        <w:jc w:val="center"/>
+        <w:rPr>
+          <w:rFonts w:ascii="Times New Roman" w:hAnsi="Times New Roman" w:cs="Times New Roman"/>
+          <w:b/>
+          <w:bCs/>
+          <w:sz w:val="24"/>
+          <w:szCs w:val="24"/>
+        </w:rPr>
+      </w:pPr>
+    </w:p>
+    <w:p>
+      <w:pPr>
+        <w:jc w:val="center"/>
+        <w:rPr>
+          <w:rFonts w:ascii="Times New Roman" w:hAnsi="Times New Roman" w:cs="Times New Roman"/>
+          <w:b/>
+          <w:bCs/>
+          <w:sz w:val="24"/>
+          <w:szCs w:val="24"/>
+        </w:rPr>
+      </w:pPr>
+    </w:p>
+    <w:p>
+      <w:pPr>
+        <w:jc w:val="center"/>
+        <w:rPr>
+          <w:rFonts w:ascii="Times New Roman" w:hAnsi="Times New Roman" w:cs="Times New Roman"/>
+          <w:b/>
+          <w:bCs/>
+          <w:sz w:val="24"/>
+          <w:szCs w:val="24"/>
+        </w:rPr>
+      </w:pPr>
+    </w:p>
+    <w:p>
+      <w:pPr>
+        <w:jc w:val="center"/>
+        <w:rPr>
+          <w:rFonts w:ascii="Times New Roman" w:hAnsi="Times New Roman" w:cs="Times New Roman"/>
+          <w:b/>
+          <w:bCs/>
+          <w:sz w:val="24"/>
+          <w:szCs w:val="24"/>
+        </w:rPr>
+      </w:pPr>
+    </w:p>
+    <w:p>
+      <w:pPr>
+        <w:jc w:val="center"/>
+        <w:rPr>
+          <w:rFonts w:ascii="Times New Roman" w:hAnsi="Times New Roman" w:cs="Times New Roman"/>
+          <w:b/>
+          <w:bCs/>
+          <w:sz w:val="24"/>
+          <w:szCs w:val="24"/>
+        </w:rPr>
+      </w:pPr>
+    </w:p>
+    <w:p>
+      <w:pPr>
+        <w:jc w:val="center"/>
+        <w:rPr>
+          <w:rFonts w:ascii="Times New Roman" w:hAnsi="Times New Roman" w:cs="Times New Roman"/>
+          <w:b/>
+          <w:bCs/>
+          <w:sz w:val="24"/>
+          <w:szCs w:val="24"/>
+        </w:rPr>
+      </w:pPr>
+    </w:p>
+    <w:p>
+      <w:pPr>
+        <w:jc w:val="center"/>
+        <w:rPr>
+          <w:rFonts w:ascii="Times New Roman" w:hAnsi="Times New Roman" w:cs="Times New Roman"/>
+          <w:b/>
+          <w:bCs/>
+          <w:sz w:val="24"/>
+          <w:szCs w:val="24"/>
+        </w:rPr>
+      </w:pPr>
+    </w:p>
+    <w:p>
+      <w:pPr>
+        <w:jc w:val="center"/>
+        <w:rPr>
+          <w:rFonts w:ascii="Times New Roman" w:hAnsi="Times New Roman" w:cs="Times New Roman"/>
+          <w:b/>
+          <w:bCs/>
+          <w:sz w:val="24"/>
+          <w:szCs w:val="24"/>
+        </w:rPr>
+      </w:pPr>
+    </w:p>
+    <w:p>
+      <w:pPr>
+        <w:jc w:val="center"/>
+        <w:rPr>
+          <w:rFonts w:ascii="Times New Roman" w:hAnsi="Times New Roman" w:cs="Times New Roman"/>
+          <w:b/>
+          <w:bCs/>
+          <w:sz w:val="24"/>
+          <w:szCs w:val="24"/>
+        </w:rPr>
+      </w:pPr>
+    </w:p>
+    <w:p>
+      <w:pPr>
+        <w:jc w:val="center"/>
+        <w:rPr>
+          <w:rFonts w:ascii="Times New Roman" w:hAnsi="Times New Roman" w:cs="Times New Roman"/>
+          <w:b/>
+          <w:bCs/>
+          <w:sz w:val="24"/>
+          <w:szCs w:val="24"/>
+        </w:rPr>
+      </w:pPr>
+    </w:p>
+    <w:p>
+      <w:pPr>
+        <w:jc w:val="center"/>
+        <w:rPr>
+          <w:rFonts w:ascii="Times New Roman" w:hAnsi="Times New Roman" w:cs="Times New Roman"/>
+          <w:b/>
+          <w:bCs/>
+          <w:sz w:val="24"/>
+          <w:szCs w:val="24"/>
+        </w:rPr>
+      </w:pPr>
     </w:p>
     <w:p>
       <w:pPr>
@@ -538,6 +629,7 @@
     </w:p>
     <w:p>
       <w:pPr>
+        <w:jc w:val="center"/>
         <w:rPr>
           <w:rFonts w:ascii="Times New Roman" w:hAnsi="Times New Roman" w:cs="Times New Roman"/>
           <w:b/>
@@ -551,11 +643,339 @@
           <w:rFonts w:ascii="Times New Roman" w:hAnsi="Times New Roman" w:cs="Times New Roman"/>
           <w:b/>
           <w:bCs/>
-          <w:sz w:val="24"/>
-          <w:szCs w:val="24"/>
-        </w:rPr>
-        <w:br w:type="page"/>
+          <w:noProof/>
+          <w:sz w:val="24"/>
+          <w:szCs w:val="24"/>
+        </w:rPr>
+        <w:drawing>
+          <wp:anchor distT="0" distB="0" distL="114300" distR="114300" simplePos="0" relativeHeight="251659264" behindDoc="1" locked="0" layoutInCell="1" allowOverlap="1" wp14:anchorId="47BE586E" wp14:editId="28DE2F20">
+            <wp:simplePos x="0" y="0"/>
+            <wp:positionH relativeFrom="margin">
+              <wp:align>right</wp:align>
+            </wp:positionH>
+            <wp:positionV relativeFrom="paragraph">
+              <wp:posOffset>8320</wp:posOffset>
+            </wp:positionV>
+            <wp:extent cx="5943600" cy="3232785"/>
+            <wp:effectExtent l="0" t="0" r="0" b="5715"/>
+            <wp:wrapNone/>
+            <wp:docPr id="1102263389" name="Picture 6"/>
+            <wp:cNvGraphicFramePr>
+              <a:graphicFrameLocks xmlns:a="http://schemas.openxmlformats.org/drawingml/2006/main"/>
+            </wp:cNvGraphicFramePr>
+            <a:graphic xmlns:a="http://schemas.openxmlformats.org/drawingml/2006/main">
+              <a:graphicData uri="http://schemas.openxmlformats.org/drawingml/2006/picture">
+                <pic:pic xmlns:pic="http://schemas.openxmlformats.org/drawingml/2006/picture">
+                  <pic:nvPicPr>
+                    <pic:cNvPr id="1102263389" name="Picture 1102263389"/>
+                    <pic:cNvPicPr preferRelativeResize="0"/>
+                  </pic:nvPicPr>
+                  <pic:blipFill>
+                    <a:blip r:embed="rId9">
+                      <a:extLst>
+                        <a:ext uri="{28A0092B-C50C-407E-A947-70E740481C1C}">
+                          <a14:useLocalDpi xmlns:a14="http://schemas.microsoft.com/office/drawing/2010/main" val="0"/>
+                        </a:ext>
+                      </a:extLst>
+                    </a:blip>
+                    <a:stretch>
+                      <a:fillRect/>
+                    </a:stretch>
+                  </pic:blipFill>
+                  <pic:spPr>
+                    <a:xfrm>
+                      <a:off x="0" y="0"/>
+                      <a:ext cx="5943600" cy="3232785"/>
+                    </a:xfrm>
+                    <a:prstGeom prst="rect">
+                      <a:avLst/>
+                    </a:prstGeom>
+                  </pic:spPr>
+                </pic:pic>
+              </a:graphicData>
+            </a:graphic>
+          </wp:anchor>
+        </w:drawing>
       </w:r>
+    </w:p>
+    <w:p>
+      <w:pPr>
+        <w:jc w:val="center"/>
+        <w:rPr>
+          <w:rFonts w:ascii="Times New Roman" w:hAnsi="Times New Roman" w:cs="Times New Roman"/>
+          <w:b/>
+          <w:bCs/>
+          <w:sz w:val="24"/>
+          <w:szCs w:val="24"/>
+        </w:rPr>
+      </w:pPr>
+    </w:p>
+    <w:p>
+      <w:pPr>
+        <w:jc w:val="center"/>
+        <w:rPr>
+          <w:rFonts w:ascii="Times New Roman" w:hAnsi="Times New Roman" w:cs="Times New Roman"/>
+          <w:b/>
+          <w:bCs/>
+          <w:sz w:val="24"/>
+          <w:szCs w:val="24"/>
+        </w:rPr>
+      </w:pPr>
+    </w:p>
+    <w:p>
+      <w:pPr>
+        <w:jc w:val="center"/>
+        <w:rPr>
+          <w:rFonts w:ascii="Times New Roman" w:hAnsi="Times New Roman" w:cs="Times New Roman"/>
+          <w:b/>
+          <w:bCs/>
+          <w:sz w:val="24"/>
+          <w:szCs w:val="24"/>
+        </w:rPr>
+      </w:pPr>
+    </w:p>
+    <w:p>
+      <w:pPr>
+        <w:jc w:val="center"/>
+        <w:rPr>
+          <w:rFonts w:ascii="Times New Roman" w:hAnsi="Times New Roman" w:cs="Times New Roman"/>
+          <w:b/>
+          <w:bCs/>
+          <w:sz w:val="24"/>
+          <w:szCs w:val="24"/>
+        </w:rPr>
+      </w:pPr>
+    </w:p>
+    <w:p>
+      <w:pPr>
+        <w:jc w:val="center"/>
+        <w:rPr>
+          <w:rFonts w:ascii="Times New Roman" w:hAnsi="Times New Roman" w:cs="Times New Roman"/>
+          <w:b/>
+          <w:bCs/>
+          <w:sz w:val="24"/>
+          <w:szCs w:val="24"/>
+        </w:rPr>
+      </w:pPr>
+    </w:p>
+    <w:p>
+      <w:pPr>
+        <w:jc w:val="center"/>
+        <w:rPr>
+          <w:rFonts w:ascii="Times New Roman" w:hAnsi="Times New Roman" w:cs="Times New Roman"/>
+          <w:b/>
+          <w:bCs/>
+          <w:sz w:val="24"/>
+          <w:szCs w:val="24"/>
+        </w:rPr>
+      </w:pPr>
+    </w:p>
+    <w:p>
+      <w:pPr>
+        <w:jc w:val="center"/>
+        <w:rPr>
+          <w:rFonts w:ascii="Times New Roman" w:hAnsi="Times New Roman" w:cs="Times New Roman"/>
+          <w:b/>
+          <w:bCs/>
+          <w:sz w:val="24"/>
+          <w:szCs w:val="24"/>
+        </w:rPr>
+      </w:pPr>
+    </w:p>
+    <w:p>
+      <w:pPr>
+        <w:jc w:val="center"/>
+        <w:rPr>
+          <w:rFonts w:ascii="Times New Roman" w:hAnsi="Times New Roman" w:cs="Times New Roman"/>
+          <w:b/>
+          <w:bCs/>
+          <w:sz w:val="24"/>
+          <w:szCs w:val="24"/>
+        </w:rPr>
+      </w:pPr>
+    </w:p>
+    <w:p>
+      <w:pPr>
+        <w:jc w:val="center"/>
+        <w:rPr>
+          <w:rFonts w:ascii="Times New Roman" w:hAnsi="Times New Roman" w:cs="Times New Roman"/>
+          <w:b/>
+          <w:bCs/>
+          <w:sz w:val="24"/>
+          <w:szCs w:val="24"/>
+        </w:rPr>
+      </w:pPr>
+    </w:p>
+    <w:p>
+      <w:pPr>
+        <w:jc w:val="center"/>
+        <w:rPr>
+          <w:rFonts w:ascii="Times New Roman" w:hAnsi="Times New Roman" w:cs="Times New Roman"/>
+          <w:b/>
+          <w:bCs/>
+          <w:sz w:val="24"/>
+          <w:szCs w:val="24"/>
+        </w:rPr>
+      </w:pPr>
+    </w:p>
+    <w:p>
+      <w:pPr>
+        <w:jc w:val="center"/>
+        <w:rPr>
+          <w:rFonts w:ascii="Times New Roman" w:hAnsi="Times New Roman" w:cs="Times New Roman"/>
+          <w:b/>
+          <w:bCs/>
+          <w:noProof/>
+          <w:sz w:val="24"/>
+          <w:szCs w:val="24"/>
+        </w:rPr>
+      </w:pPr>
+    </w:p>
+    <w:p>
+      <w:pPr>
+        <w:jc w:val="center"/>
+        <w:rPr>
+          <w:rFonts w:ascii="Times New Roman" w:hAnsi="Times New Roman" w:cs="Times New Roman"/>
+          <w:b/>
+          <w:bCs/>
+          <w:noProof/>
+          <w:sz w:val="24"/>
+          <w:szCs w:val="24"/>
+        </w:rPr>
+      </w:pPr>
+    </w:p>
+    <w:p>
+      <w:pPr>
+        <w:jc w:val="center"/>
+        <w:rPr>
+          <w:rFonts w:ascii="Times New Roman" w:hAnsi="Times New Roman" w:cs="Times New Roman"/>
+          <w:b/>
+          <w:bCs/>
+          <w:noProof/>
+          <w:sz w:val="24"/>
+          <w:szCs w:val="24"/>
+        </w:rPr>
+      </w:pPr>
+    </w:p>
+    <w:p>
+      <w:pPr>
+        <w:jc w:val="center"/>
+        <w:rPr>
+          <w:rFonts w:ascii="Times New Roman" w:hAnsi="Times New Roman" w:cs="Times New Roman"/>
+          <w:b/>
+          <w:bCs/>
+          <w:noProof/>
+          <w:sz w:val="24"/>
+          <w:szCs w:val="24"/>
+        </w:rPr>
+      </w:pPr>
+      <w:r>
+        <w:rPr>
+          <w:rFonts w:ascii="Times New Roman" w:hAnsi="Times New Roman" w:cs="Times New Roman"/>
+          <w:b/>
+          <w:bCs/>
+          <w:noProof/>
+          <w:sz w:val="24"/>
+          <w:szCs w:val="24"/>
+        </w:rPr>
+        <w:t>UPDATE</w:t>
+      </w:r>
+      <w:r>
+        <w:rPr>
+          <w:rFonts w:ascii="Times New Roman" w:hAnsi="Times New Roman" w:cs="Times New Roman"/>
+          <w:b/>
+          <w:bCs/>
+          <w:noProof/>
+          <w:sz w:val="24"/>
+          <w:szCs w:val="24"/>
+        </w:rPr>
+        <w:t xml:space="preserve"> </w:t>
+      </w:r>
+      <w:r>
+        <w:rPr>
+          <w:rFonts w:ascii="Times New Roman" w:hAnsi="Times New Roman" w:cs="Times New Roman"/>
+          <w:b/>
+          <w:bCs/>
+          <w:noProof/>
+          <w:sz w:val="24"/>
+          <w:szCs w:val="24"/>
+        </w:rPr>
+        <w:t>SUCCESS MESSAGE</w:t>
+      </w:r>
+    </w:p>
+    <w:p>
+      <w:pPr>
+        <w:jc w:val="center"/>
+        <w:rPr>
+          <w:rFonts w:ascii="Times New Roman" w:hAnsi="Times New Roman" w:cs="Times New Roman"/>
+          <w:b/>
+          <w:bCs/>
+          <w:sz w:val="24"/>
+          <w:szCs w:val="24"/>
+        </w:rPr>
+      </w:pPr>
+      <w:r>
+        <w:rPr>
+          <w:rFonts w:ascii="Times New Roman" w:hAnsi="Times New Roman" w:cs="Times New Roman"/>
+          <w:b/>
+          <w:bCs/>
+          <w:noProof/>
+          <w:sz w:val="24"/>
+          <w:szCs w:val="24"/>
+        </w:rPr>
+        <w:drawing>
+          <wp:inline distT="0" distB="0" distL="0" distR="0" wp14:anchorId="777275C6" wp14:editId="7008169C">
+            <wp:extent cx="5943600" cy="3232800"/>
+            <wp:effectExtent l="0" t="0" r="0" b="5715"/>
+            <wp:docPr id="1931510568" name="Picture 7"/>
+            <wp:cNvGraphicFramePr>
+              <a:graphicFrameLocks xmlns:a="http://schemas.openxmlformats.org/drawingml/2006/main"/>
+            </wp:cNvGraphicFramePr>
+            <a:graphic xmlns:a="http://schemas.openxmlformats.org/drawingml/2006/main">
+              <a:graphicData uri="http://schemas.openxmlformats.org/drawingml/2006/picture">
+                <pic:pic xmlns:pic="http://schemas.openxmlformats.org/drawingml/2006/picture">
+                  <pic:nvPicPr>
+                    <pic:cNvPr id="1931510568" name="Picture 1931510568"/>
+                    <pic:cNvPicPr preferRelativeResize="0"/>
+                  </pic:nvPicPr>
+                  <pic:blipFill>
+                    <a:blip r:embed="rId10" cstate="print">
+                      <a:extLst>
+                        <a:ext uri="{28A0092B-C50C-407E-A947-70E740481C1C}">
+                          <a14:useLocalDpi xmlns:a14="http://schemas.microsoft.com/office/drawing/2010/main" val="0"/>
+                        </a:ext>
+                      </a:extLst>
+                    </a:blip>
+                    <a:stretch>
+                      <a:fillRect/>
+                    </a:stretch>
+                  </pic:blipFill>
+                  <pic:spPr>
+                    <a:xfrm>
+                      <a:off x="0" y="0"/>
+                      <a:ext cx="5943600" cy="3232800"/>
+                    </a:xfrm>
+                    <a:prstGeom prst="rect">
+                      <a:avLst/>
+                    </a:prstGeom>
+                  </pic:spPr>
+                </pic:pic>
+              </a:graphicData>
+            </a:graphic>
+          </wp:inline>
+        </w:drawing>
+      </w:r>
+    </w:p>
+    <w:p>
+      <w:pPr>
+        <w:rPr>
+          <w:rFonts w:ascii="Times New Roman" w:hAnsi="Times New Roman" w:cs="Times New Roman"/>
+          <w:b/>
+          <w:bCs/>
+          <w:sz w:val="24"/>
+          <w:szCs w:val="24"/>
+        </w:rPr>
+      </w:pPr>
     </w:p>
     <w:p>
       <w:pPr>
@@ -583,6 +1003,343 @@
     <w:p>
       <w:pPr>
         <w:jc w:val="center"/>
+        <w:rPr>
+          <w:rFonts w:ascii="Times New Roman" w:hAnsi="Times New Roman" w:cs="Times New Roman"/>
+          <w:b/>
+          <w:bCs/>
+          <w:noProof/>
+          <w:sz w:val="24"/>
+          <w:szCs w:val="24"/>
+        </w:rPr>
+      </w:pPr>
+      <w:r>
+        <w:rPr>
+          <w:rFonts w:ascii="Times New Roman" w:hAnsi="Times New Roman" w:cs="Times New Roman"/>
+          <w:b/>
+          <w:bCs/>
+          <w:noProof/>
+          <w:sz w:val="24"/>
+          <w:szCs w:val="24"/>
+        </w:rPr>
+        <w:drawing>
+          <wp:inline distT="0" distB="0" distL="0" distR="0" wp14:anchorId="48E0E0D9" wp14:editId="6FA0D7EB">
+            <wp:extent cx="5943600" cy="3232800"/>
+            <wp:effectExtent l="0" t="0" r="0" b="5715"/>
+            <wp:docPr id="2046603746" name="Picture 9"/>
+            <wp:cNvGraphicFramePr>
+              <a:graphicFrameLocks xmlns:a="http://schemas.openxmlformats.org/drawingml/2006/main"/>
+            </wp:cNvGraphicFramePr>
+            <a:graphic xmlns:a="http://schemas.openxmlformats.org/drawingml/2006/main">
+              <a:graphicData uri="http://schemas.openxmlformats.org/drawingml/2006/picture">
+                <pic:pic xmlns:pic="http://schemas.openxmlformats.org/drawingml/2006/picture">
+                  <pic:nvPicPr>
+                    <pic:cNvPr id="2046603746" name="Picture 2046603746"/>
+                    <pic:cNvPicPr preferRelativeResize="0"/>
+                  </pic:nvPicPr>
+                  <pic:blipFill>
+                    <a:blip r:embed="rId11" cstate="print">
+                      <a:extLst>
+                        <a:ext uri="{28A0092B-C50C-407E-A947-70E740481C1C}">
+                          <a14:useLocalDpi xmlns:a14="http://schemas.microsoft.com/office/drawing/2010/main" val="0"/>
+                        </a:ext>
+                      </a:extLst>
+                    </a:blip>
+                    <a:stretch>
+                      <a:fillRect/>
+                    </a:stretch>
+                  </pic:blipFill>
+                  <pic:spPr>
+                    <a:xfrm>
+                      <a:off x="0" y="0"/>
+                      <a:ext cx="5943600" cy="3232800"/>
+                    </a:xfrm>
+                    <a:prstGeom prst="rect">
+                      <a:avLst/>
+                    </a:prstGeom>
+                  </pic:spPr>
+                </pic:pic>
+              </a:graphicData>
+            </a:graphic>
+          </wp:inline>
+        </w:drawing>
+      </w:r>
+    </w:p>
+    <w:p>
+      <w:pPr>
+        <w:rPr>
+          <w:rFonts w:ascii="Times New Roman" w:hAnsi="Times New Roman" w:cs="Times New Roman"/>
+          <w:b/>
+          <w:bCs/>
+          <w:noProof/>
+          <w:sz w:val="24"/>
+          <w:szCs w:val="24"/>
+        </w:rPr>
+      </w:pPr>
+    </w:p>
+    <w:p>
+      <w:pPr>
+        <w:jc w:val="center"/>
+        <w:rPr>
+          <w:rFonts w:ascii="Times New Roman" w:hAnsi="Times New Roman" w:cs="Times New Roman"/>
+          <w:b/>
+          <w:bCs/>
+          <w:noProof/>
+          <w:sz w:val="24"/>
+          <w:szCs w:val="24"/>
+        </w:rPr>
+      </w:pPr>
+    </w:p>
+    <w:p>
+      <w:pPr>
+        <w:jc w:val="center"/>
+        <w:rPr>
+          <w:rFonts w:ascii="Times New Roman" w:hAnsi="Times New Roman" w:cs="Times New Roman"/>
+          <w:b/>
+          <w:bCs/>
+          <w:noProof/>
+          <w:sz w:val="24"/>
+          <w:szCs w:val="24"/>
+        </w:rPr>
+      </w:pPr>
+      <w:r>
+        <w:rPr>
+          <w:rFonts w:ascii="Times New Roman" w:hAnsi="Times New Roman" w:cs="Times New Roman"/>
+          <w:b/>
+          <w:bCs/>
+          <w:noProof/>
+          <w:sz w:val="24"/>
+          <w:szCs w:val="24"/>
+        </w:rPr>
+        <w:t>DELETE</w:t>
+      </w:r>
+      <w:r>
+        <w:rPr>
+          <w:rFonts w:ascii="Times New Roman" w:hAnsi="Times New Roman" w:cs="Times New Roman"/>
+          <w:b/>
+          <w:bCs/>
+          <w:noProof/>
+          <w:sz w:val="24"/>
+          <w:szCs w:val="24"/>
+        </w:rPr>
+        <w:t xml:space="preserve"> SUCCESS MESSAGE</w:t>
+      </w:r>
+    </w:p>
+    <w:p>
+      <w:pPr>
+        <w:rPr>
+          <w:rFonts w:ascii="Times New Roman" w:hAnsi="Times New Roman" w:cs="Times New Roman"/>
+          <w:b/>
+          <w:bCs/>
+          <w:noProof/>
+          <w:sz w:val="24"/>
+          <w:szCs w:val="24"/>
+        </w:rPr>
+      </w:pPr>
+      <w:r>
+        <w:rPr>
+          <w:rFonts w:ascii="Times New Roman" w:hAnsi="Times New Roman" w:cs="Times New Roman"/>
+          <w:b/>
+          <w:bCs/>
+          <w:noProof/>
+          <w:sz w:val="24"/>
+          <w:szCs w:val="24"/>
+        </w:rPr>
+        <w:drawing>
+          <wp:anchor distT="0" distB="0" distL="114300" distR="114300" simplePos="0" relativeHeight="251660288" behindDoc="1" locked="0" layoutInCell="1" allowOverlap="1" wp14:anchorId="2AEA9F06" wp14:editId="6EE6B66E">
+            <wp:simplePos x="0" y="0"/>
+            <wp:positionH relativeFrom="margin">
+              <wp:align>right</wp:align>
+            </wp:positionH>
+            <wp:positionV relativeFrom="paragraph">
+              <wp:posOffset>28816</wp:posOffset>
+            </wp:positionV>
+            <wp:extent cx="5943600" cy="3232785"/>
+            <wp:effectExtent l="0" t="0" r="0" b="5715"/>
+            <wp:wrapNone/>
+            <wp:docPr id="511034626" name="Picture 10"/>
+            <wp:cNvGraphicFramePr>
+              <a:graphicFrameLocks xmlns:a="http://schemas.openxmlformats.org/drawingml/2006/main"/>
+            </wp:cNvGraphicFramePr>
+            <a:graphic xmlns:a="http://schemas.openxmlformats.org/drawingml/2006/main">
+              <a:graphicData uri="http://schemas.openxmlformats.org/drawingml/2006/picture">
+                <pic:pic xmlns:pic="http://schemas.openxmlformats.org/drawingml/2006/picture">
+                  <pic:nvPicPr>
+                    <pic:cNvPr id="511034626" name="Picture 511034626"/>
+                    <pic:cNvPicPr preferRelativeResize="0"/>
+                  </pic:nvPicPr>
+                  <pic:blipFill>
+                    <a:blip r:embed="rId12" cstate="print">
+                      <a:extLst>
+                        <a:ext uri="{28A0092B-C50C-407E-A947-70E740481C1C}">
+                          <a14:useLocalDpi xmlns:a14="http://schemas.microsoft.com/office/drawing/2010/main" val="0"/>
+                        </a:ext>
+                      </a:extLst>
+                    </a:blip>
+                    <a:stretch>
+                      <a:fillRect/>
+                    </a:stretch>
+                  </pic:blipFill>
+                  <pic:spPr>
+                    <a:xfrm>
+                      <a:off x="0" y="0"/>
+                      <a:ext cx="5943600" cy="3232785"/>
+                    </a:xfrm>
+                    <a:prstGeom prst="rect">
+                      <a:avLst/>
+                    </a:prstGeom>
+                  </pic:spPr>
+                </pic:pic>
+              </a:graphicData>
+            </a:graphic>
+          </wp:anchor>
+        </w:drawing>
+      </w:r>
+    </w:p>
+    <w:p>
+      <w:pPr>
+        <w:jc w:val="center"/>
+        <w:rPr>
+          <w:rFonts w:ascii="Times New Roman" w:hAnsi="Times New Roman" w:cs="Times New Roman"/>
+          <w:b/>
+          <w:bCs/>
+          <w:noProof/>
+          <w:sz w:val="24"/>
+          <w:szCs w:val="24"/>
+        </w:rPr>
+      </w:pPr>
+    </w:p>
+    <w:p>
+      <w:pPr>
+        <w:jc w:val="center"/>
+        <w:rPr>
+          <w:rFonts w:ascii="Times New Roman" w:hAnsi="Times New Roman" w:cs="Times New Roman"/>
+          <w:b/>
+          <w:bCs/>
+          <w:noProof/>
+          <w:sz w:val="24"/>
+          <w:szCs w:val="24"/>
+        </w:rPr>
+      </w:pPr>
+    </w:p>
+    <w:p>
+      <w:pPr>
+        <w:jc w:val="center"/>
+        <w:rPr>
+          <w:rFonts w:ascii="Times New Roman" w:hAnsi="Times New Roman" w:cs="Times New Roman"/>
+          <w:b/>
+          <w:bCs/>
+          <w:noProof/>
+          <w:sz w:val="24"/>
+          <w:szCs w:val="24"/>
+        </w:rPr>
+      </w:pPr>
+    </w:p>
+    <w:p>
+      <w:pPr>
+        <w:jc w:val="center"/>
+        <w:rPr>
+          <w:rFonts w:ascii="Times New Roman" w:hAnsi="Times New Roman" w:cs="Times New Roman"/>
+          <w:b/>
+          <w:bCs/>
+          <w:noProof/>
+          <w:sz w:val="24"/>
+          <w:szCs w:val="24"/>
+        </w:rPr>
+      </w:pPr>
+    </w:p>
+    <w:p>
+      <w:pPr>
+        <w:jc w:val="center"/>
+        <w:rPr>
+          <w:rFonts w:ascii="Times New Roman" w:hAnsi="Times New Roman" w:cs="Times New Roman"/>
+          <w:b/>
+          <w:bCs/>
+          <w:noProof/>
+          <w:sz w:val="24"/>
+          <w:szCs w:val="24"/>
+        </w:rPr>
+      </w:pPr>
+    </w:p>
+    <w:p>
+      <w:pPr>
+        <w:jc w:val="center"/>
+        <w:rPr>
+          <w:rFonts w:ascii="Times New Roman" w:hAnsi="Times New Roman" w:cs="Times New Roman"/>
+          <w:b/>
+          <w:bCs/>
+          <w:noProof/>
+          <w:sz w:val="24"/>
+          <w:szCs w:val="24"/>
+        </w:rPr>
+      </w:pPr>
+    </w:p>
+    <w:p>
+      <w:pPr>
+        <w:jc w:val="center"/>
+        <w:rPr>
+          <w:rFonts w:ascii="Times New Roman" w:hAnsi="Times New Roman" w:cs="Times New Roman"/>
+          <w:b/>
+          <w:bCs/>
+          <w:noProof/>
+          <w:sz w:val="24"/>
+          <w:szCs w:val="24"/>
+        </w:rPr>
+      </w:pPr>
+    </w:p>
+    <w:p>
+      <w:pPr>
+        <w:jc w:val="center"/>
+        <w:rPr>
+          <w:rFonts w:ascii="Times New Roman" w:hAnsi="Times New Roman" w:cs="Times New Roman"/>
+          <w:b/>
+          <w:bCs/>
+          <w:noProof/>
+          <w:sz w:val="24"/>
+          <w:szCs w:val="24"/>
+        </w:rPr>
+      </w:pPr>
+    </w:p>
+    <w:p>
+      <w:pPr>
+        <w:jc w:val="center"/>
+        <w:rPr>
+          <w:rFonts w:ascii="Times New Roman" w:hAnsi="Times New Roman" w:cs="Times New Roman"/>
+          <w:b/>
+          <w:bCs/>
+          <w:noProof/>
+          <w:sz w:val="24"/>
+          <w:szCs w:val="24"/>
+        </w:rPr>
+      </w:pPr>
+    </w:p>
+    <w:p>
+      <w:pPr>
+        <w:jc w:val="center"/>
+        <w:rPr>
+          <w:rFonts w:ascii="Times New Roman" w:hAnsi="Times New Roman" w:cs="Times New Roman"/>
+          <w:b/>
+          <w:bCs/>
+          <w:noProof/>
+          <w:sz w:val="24"/>
+          <w:szCs w:val="24"/>
+        </w:rPr>
+      </w:pPr>
+    </w:p>
+    <w:p>
+      <w:pPr>
+        <w:jc w:val="center"/>
+        <w:rPr>
+          <w:rFonts w:ascii="Times New Roman" w:hAnsi="Times New Roman" w:cs="Times New Roman"/>
+          <w:b/>
+          <w:bCs/>
+          <w:noProof/>
+          <w:sz w:val="24"/>
+          <w:szCs w:val="24"/>
+        </w:rPr>
+      </w:pPr>
+    </w:p>
+    <w:p>
+      <w:pPr>
         <w:rPr>
           <w:rFonts w:ascii="Times New Roman" w:hAnsi="Times New Roman" w:cs="Times New Roman"/>
           <w:b/>
@@ -1205,6 +1962,7 @@
   <w:style w:type="character" w:default="1" w:styleId="DefaultParagraphFont">
     <w:name w:val="Default Paragraph Font"/>
     <w:uiPriority w:val="1"/>
+    <w:semiHidden/>
     <w:unhideWhenUsed/>
   </w:style>
   <w:style w:type="table" w:default="1" w:styleId="TableNormal">
@@ -1516,6 +2274,29 @@
       <w:smallCaps/>
       <w:color w:val="2F5496" w:themeColor="accent1" w:themeShade="BF"/>
       <w:spacing w:val="5"/>
+    </w:rPr>
+  </w:style>
+  <w:style w:type="character" w:styleId="Hyperlink">
+    <w:name w:val="Hyperlink"/>
+    <w:basedOn w:val="DefaultParagraphFont"/>
+    <w:uiPriority w:val="99"/>
+    <w:unhideWhenUsed/>
+    <w:rsid w:val="00B85787"/>
+    <w:rPr>
+      <w:color w:val="0563C1" w:themeColor="hyperlink"/>
+      <w:u w:val="single"/>
+    </w:rPr>
+  </w:style>
+  <w:style w:type="character" w:styleId="UnresolvedMention">
+    <w:name w:val="Unresolved Mention"/>
+    <w:basedOn w:val="DefaultParagraphFont"/>
+    <w:uiPriority w:val="99"/>
+    <w:semiHidden/>
+    <w:unhideWhenUsed/>
+    <w:rsid w:val="00B85787"/>
+    <w:rPr>
+      <w:color w:val="605E5C"/>
+      <w:shd w:val="clear" w:color="auto" w:fill="E1DFDD"/>
     </w:rPr>
   </w:style>
 </w:styles>
